--- a/cv/CV_Diego_Torres_ILF_Fellowship.docx
+++ b/cv/CV_Diego_Torres_ILF_Fellowship.docx
@@ -443,7 +443,7 @@
           <w:szCs w:val="19"/>
           <w:rtl w:val="0"/>
         </w:rPr>
-        <w:t>Software engineer and non-profit director with 20+ years delivering at the intersection of payments, open standards, and digital inclusion. Grant for the Web alumnus via Moncon (2020 to 2023), contributor to Web Monetization, W3C Verifiable Credentials and W3C DID. President of Basics Tech, a Spanish non-profit bringing AI tooling to groups left behind by digitalisation. Operator of Contestia (WhatsApp AI receptionist in production in Spanish health clinics) and AGING-AI (DKV-funded elderly digital-inclusion pilot for 50 users in the Vallès Occidental, 2026). Active contributor to the Interledger community; applied to the 2026 SDK Grant Program for openpay-kit (Arazzo workflows for Open Payments) in April 2026. Previously CEO of Moncon, Product Strategist at Caelum Labs, Innovation Manager at Banco Sabadell, and Analyst at Tecnocom.</w:t>
+        <w:t>Software engineer and non-profit director with 20+ years delivering at the intersection of payments, open standards, and digital inclusion for underrepresented groups and vulnerable populations. Grant for the Web alumnus via Moncon (2020-2023), contributor to Web Monetization, W3C Verifiable Credentials and W3C DID. President of Basics Tech, a Spanish non-profit bringing AI tooling to communities structurally excluded from the digital transition. Operator of Contestia (WhatsApp AI receptionist in production in Spanish health clinics, paying customers since 2025) and AGING-AI (DKV-funded elderly digital-inclusion pilot for 50 users in the Vallès Occidental, 2026). Current Interledger ecosystem engagement is verifiable: DM with Program Officer Jeremiah Lee 15 April 2026, public scope post in #cfp-sdk 20 April 2026, 2026 SDK Grant application submitted same day (submission 352209, openpay-kit). Rafiki playground exercised April 2026; GNAP and Arazzo specifications reviewed end-to-end.</w:t>
       </w:r>
     </w:p>
     <w:p>
@@ -1296,7 +1296,7 @@
           <w:vertAlign w:val="baseline"/>
           <w:rtl w:val="0"/>
         </w:rPr>
-        <w:t>Founded and run a Spanish asociación sin ánimo de lucro whose mission is bringing AI and digital tooling to groups excluded from the digital transition.</w:t>
+        <w:t>Founded and run a Spanish asociación sin ánimo de lucro bringing AI and digital tooling to underrepresented groups and vulnerable populations structurally excluded from the digital transition.</w:t>
       </w:r>
     </w:p>
     <w:p>
